--- a/downloads/documents/04 Units/Unit 01 - Nutrition and Wellness - Kitchen Skills and Smart Eating/Lesson 01.10 - MyPlate Beyond the Food Groups.docx
+++ b/downloads/documents/04 Units/Unit 01 - Nutrition and Wellness - Kitchen Skills and Smart Eating/Lesson 01.10 - MyPlate Beyond the Food Groups.docx
@@ -364,7 +364,7 @@
         <w:t xml:space="preserve"> </w:t>
       </w:r>
       <w:r>
-        <w:t xml:space="preserve">Tier 3 (FACS): MyPlate, serving, food group, whole grain, physical activity. See the unit vocabulary list for Turkish, Portuguese, and Spanish.</w:t>
+        <w:t xml:space="preserve">Tier 3 (FACS): MyPlate, serving, food group, whole grain, physical activity. See the unit vocabulary list for the Spanish column.</w:t>
       </w:r>
     </w:p>
     <w:p>
@@ -1224,7 +1224,7 @@
         <w:pStyle w:val="Compact"/>
       </w:pPr>
       <w:r>
-        <w:t xml:space="preserve">ELL: the MyPlate graphic on the slide is labeled in English, Turkish, Portuguese, and Spanish (see</w:t>
+        <w:t xml:space="preserve">ELL: the MyPlate graphic on the slide is labeled in English and Spanish (see</w:t>
       </w:r>
       <w:r>
         <w:t xml:space="preserve"> </w:t>
